--- a/laravel-app/database/data/internship/handbooks/screens_video/Beyond_ScreensVideo_Internship_Day_096_Student_Handbook.docx
+++ b/laravel-app/database/data/internship/handbooks/screens_video/Beyond_ScreensVideo_Internship_Day_096_Student_Handbook.docx
@@ -38,7 +38,7 @@
           <w:color w:val="1E293B"/>
           <w:sz w:val="28"/>
         </w:rPr>
-        <w:t>Media Formats And Codecs</w:t>
+        <w:t>Stream Keys Privacy And Platform Authorization — Operations and Measurement</w:t>
       </w:r>
     </w:p>
     <w:p>
@@ -50,7 +50,7 @@
           <w:b w:val="0"/>
           <w:sz w:val="22"/>
         </w:rPr>
-        <w:t>Assessment and reflection. Full student study guide and practical laboratory manual for Beyond Enterprise interns.</w:t>
+        <w:t>Operations and measurement. Full student study guide and practical laboratory manual for Beyond Enterprise interns.</w:t>
       </w:r>
     </w:p>
     <w:tbl>
@@ -141,7 +141,7 @@
               <w:rPr>
                 <w:sz w:val="18"/>
               </w:rPr>
-              <w:t>Assessment and reflection</w:t>
+              <w:t>Operations and measurement</w:t>
             </w:r>
           </w:p>
         </w:tc>
@@ -167,7 +167,7 @@
               <w:rPr>
                 <w:sz w:val="18"/>
               </w:rPr>
-              <w:t>8 hours</w:t>
+              <w:t>8.0 hours</w:t>
             </w:r>
           </w:p>
         </w:tc>
@@ -180,7 +180,7 @@
               <w:rPr>
                 <w:sz w:val="18"/>
               </w:rPr>
-              <w:t>Beyond LED screens/projectors/switchers and free media tools</w:t>
+              <w:t>Beyond LED screens, projectors, OBS, capture device, local streaming lab, storage</w:t>
             </w:r>
           </w:p>
         </w:tc>
@@ -198,7 +198,7 @@
           <w:color w:val="0B3F90"/>
           <w:sz w:val="20"/>
         </w:rPr>
-        <w:t>Day 96 objective  Complete the assessment and reflection for Media Formats And Codecs: Apply media formats and codecs safely and explain the result in a professional technical report.</w:t>
+        <w:t>Day 96 objective  Complete the operations and measurement for Stream Keys Privacy And Platform Authorization — Operations and Measurement: Complete a supervised applied lab for stream keys privacy and platform authorization, record expected versus observed results, diagnose one controlled fault, and restore the approved state.</w:t>
       </w:r>
     </w:p>
     <w:p>
@@ -270,7 +270,7 @@
           <w:b w:val="0"/>
           <w:sz w:val="22"/>
         </w:rPr>
-        <w:t>Submit: Final artifact, demonstration evidence, 150-300 word reflection, and self-score against the rubric..</w:t>
+        <w:t>Submit: Baseline evidence, completed practical artifact, independent verification, safety/restoration record, and short professional report..</w:t>
       </w:r>
     </w:p>
     <w:p>
@@ -619,7 +619,7 @@
           <w:b w:val="0"/>
           <w:sz w:val="20"/>
         </w:rPr>
-        <w:t>Curriculum objective (source of truth): Apply media formats and codecs safely and explain the result in a professional technical report.</w:t>
+        <w:t>Curriculum objective (source of truth): Complete a supervised applied lab for stream keys privacy and platform authorization, record expected versus observed results, diagnose one controlled fault, and restore the approved state.</w:t>
       </w:r>
     </w:p>
     <w:p>
@@ -631,7 +631,7 @@
           <w:b w:val="0"/>
           <w:sz w:val="22"/>
         </w:rPr>
-        <w:t>Explain Media Formats And Codecs to a supervisor in under two minutes.</w:t>
+        <w:t>Explain Stream Keys Privacy And Platform Authorization — Operations and Measurement to a supervisor in under two minutes.</w:t>
       </w:r>
     </w:p>
     <w:p>
@@ -643,7 +643,7 @@
           <w:b w:val="0"/>
           <w:sz w:val="22"/>
         </w:rPr>
-        <w:t>Configure or verify the approved tools required for Media Formats And Codecs.</w:t>
+        <w:t>Configure or verify the approved tools required for Stream Keys Privacy And Platform Authorization — Operations and Measurement.</w:t>
       </w:r>
     </w:p>
     <w:p>
@@ -655,7 +655,7 @@
           <w:b w:val="0"/>
           <w:sz w:val="22"/>
         </w:rPr>
-        <w:t>Implement or perform the assessment and reflection practical for this topic.</w:t>
+        <w:t>Implement or perform the operations and measurement practical for this topic.</w:t>
       </w:r>
     </w:p>
     <w:p>
@@ -711,7 +711,7 @@
           <w:b w:val="0"/>
           <w:sz w:val="22"/>
         </w:rPr>
-        <w:t>Define the professional meaning of “Media Formats And Codecs” before you use tools. Do not split the title into meaningless words. Connect each concept to today's practical action.</w:t>
+        <w:t>Define the professional meaning of “Stream Keys Privacy And Platform Authorization — Operations and Measurement” before you use tools. Do not split the title into meaningless words. Connect each concept to today's practical action.</w:t>
       </w:r>
     </w:p>
     <w:tbl>
@@ -832,7 +832,7 @@
               <w:rPr>
                 <w:sz w:val="18"/>
               </w:rPr>
-              <w:t>Professional practice for Media Formats And Codecs</w:t>
+              <w:t>Professional practice for Stream Keys Privacy And Platform Authorization — Operations and Measurement</w:t>
             </w:r>
           </w:p>
         </w:tc>
@@ -1266,7 +1266,7 @@
           <w:b w:val="0"/>
           <w:sz w:val="22"/>
         </w:rPr>
-        <w:t>Tools available: Beyond LED screens/projectors/switchers and free media tools.</w:t>
+        <w:t>Tools available: Beyond LED screens, projectors, OBS, capture device, local streaming lab, storage.</w:t>
       </w:r>
     </w:p>
     <w:p>
@@ -1381,7 +1381,7 @@
               <w:rPr>
                 <w:sz w:val="18"/>
               </w:rPr>
-              <w:t>Beyond LED screens/projectors/switchers and free media tools</w:t>
+              <w:t>Beyond LED screens, projectors, OBS, capture device, local streaming lab, storage</w:t>
             </w:r>
           </w:p>
         </w:tc>
@@ -1434,7 +1434,7 @@
           <w:b w:val="0"/>
           <w:sz w:val="18"/>
         </w:rPr>
-        <w:t>└── Day_96_Media_Formats_And_Codecs/</w:t>
+        <w:t>└── Day_96_Stream_Keys_Privacy_And_Platform_Authorization_O/</w:t>
       </w:r>
     </w:p>
     <w:p>
@@ -1608,7 +1608,7 @@
           <w:color w:val="0B3F90"/>
           <w:sz w:val="24"/>
         </w:rPr>
-        <w:t>Assessment and reflection: Media Formats And Codecs</w:t>
+        <w:t>Operations and measurement: Stream Keys Privacy And Platform Authorization — Operations and Measurement</w:t>
       </w:r>
     </w:p>
     <w:p>
@@ -1632,7 +1632,7 @@
           <w:b w:val="0"/>
           <w:sz w:val="20"/>
         </w:rPr>
-        <w:t>• Complete the practical assessment for media formats and codecs, demonstrate the result, and explain decisions in your own words.</w:t>
+        <w:t>• Review the Day 96 scope, prerequisite from Day 95, and supervisor instructions before touching software, accounts, cables, power, rigging, networks, or equipment.</w:t>
       </w:r>
     </w:p>
     <w:p>
@@ -1644,7 +1644,7 @@
           <w:b w:val="0"/>
           <w:sz w:val="20"/>
         </w:rPr>
-        <w:t>• Work only in an authorized lab, VM or on equipment assigned by Beyond.</w:t>
+        <w:t>• Confirm the authorized lab/equipment boundary, owner, asset IDs, workspace condition, backup/rollback state, emergency procedure, and any PPE or spotter requirement.</w:t>
       </w:r>
     </w:p>
     <w:p>
@@ -1656,7 +1656,79 @@
           <w:b w:val="0"/>
           <w:sz w:val="20"/>
         </w:rPr>
-        <w:t>• Keep time entries truthful and ask the supervisor before changing production equipment.</w:t>
+        <w:t>• Verify only the approved tools for today: Beyond LED screens, projectors, OBS, capture device, local streaming lab, storage. Record versions, firmware, serial/asset references, calibration status, or configuration as relevant. Avoid unnecessary installation or updates.</w:t>
+      </w:r>
+    </w:p>
+    <w:p>
+      <w:pPr>
+        <w:spacing w:after="120"/>
+      </w:pPr>
+      <w:r>
+        <w:rPr>
+          <w:b w:val="0"/>
+          <w:sz w:val="20"/>
+        </w:rPr>
+        <w:t>• Create Day_096_stream_keys_privacy_and_platform_authorization__operations_and with evidence, diagrams or src, checklists or tests, output, and report folders.</w:t>
+      </w:r>
+    </w:p>
+    <w:p>
+      <w:pPr>
+        <w:spacing w:after="120"/>
+      </w:pPr>
+      <w:r>
+        <w:rPr>
+          <w:b w:val="0"/>
+          <w:sz w:val="20"/>
+        </w:rPr>
+        <w:t>• Capture a privacy-reviewed baseline photograph/screenshot and record expected result, measurement units, acceptance limit, and stop condition.</w:t>
+      </w:r>
+    </w:p>
+    <w:p>
+      <w:pPr>
+        <w:spacing w:after="120"/>
+      </w:pPr>
+      <w:r>
+        <w:rPr>
+          <w:b w:val="0"/>
+          <w:sz w:val="20"/>
+        </w:rPr>
+        <w:t>• Complete the practical objective: Complete a supervised applied lab for stream keys privacy and platform authorization, record expected versus observed results, diagnose one controlled fault, and restore the approved state.</w:t>
+      </w:r>
+    </w:p>
+    <w:p>
+      <w:pPr>
+        <w:spacing w:after="120"/>
+      </w:pPr>
+      <w:r>
+        <w:rPr>
+          <w:b w:val="0"/>
+          <w:sz w:val="20"/>
+        </w:rPr>
+        <w:t>• Introduce or analyze only an approved controlled fault/edge case. Troubleshoot systematically, preserve evidence, and return the lab/equipment to its approved state.</w:t>
+      </w:r>
+    </w:p>
+    <w:p>
+      <w:pPr>
+        <w:spacing w:after="120"/>
+      </w:pPr>
+      <w:r>
+        <w:rPr>
+          <w:b w:val="0"/>
+          <w:sz w:val="20"/>
+        </w:rPr>
+        <w:t>• Verify independently through a second instrument/path/test, clean rerun, configuration comparison, peer check, or supervisor sign-off. Distinguish evidence from proof.</w:t>
+      </w:r>
+    </w:p>
+    <w:p>
+      <w:pPr>
+        <w:spacing w:after="120"/>
+      </w:pPr>
+      <w:r>
+        <w:rPr>
+          <w:b w:val="0"/>
+          <w:sz w:val="20"/>
+        </w:rPr>
+        <w:t>• Complete the discipline safety/ethics checklist, inventory/custody or cleanup check, and a professional report with honest limitations and assistance disclosure.</w:t>
       </w:r>
     </w:p>
     <w:p>
@@ -1696,7 +1768,7 @@
           <w:b w:val="0"/>
           <w:sz w:val="18"/>
         </w:rPr>
-        <w:t># Topic: Media Formats And Codecs</w:t>
+        <w:t># Topic: Stream Keys Privacy And Platform Authorization — Operations and Measurement</w:t>
       </w:r>
     </w:p>
     <w:p>
@@ -1710,7 +1782,7 @@
           <w:b w:val="0"/>
           <w:sz w:val="18"/>
         </w:rPr>
-        <w:t># Mode: Assessment and reflection</w:t>
+        <w:t># Mode: Operations and measurement</w:t>
       </w:r>
     </w:p>
     <w:p>
@@ -1794,7 +1866,7 @@
           <w:b w:val="0"/>
           <w:sz w:val="18"/>
         </w:rPr>
-        <w:t>[ ] Practical procedure for "Media Formats And Codecs" completed</w:t>
+        <w:t>[ ] Practical procedure for "Stream Keys Privacy And Platform Authorization — Operations and Measurement" completed</w:t>
       </w:r>
     </w:p>
     <w:p>
@@ -5231,7 +5303,7 @@
           <w:b w:val="0"/>
           <w:sz w:val="22"/>
         </w:rPr>
-        <w:t>Objective addressed for Media Formats And Codecs</w:t>
+        <w:t>Objective addressed for Stream Keys Privacy And Platform Authorization — Operations and Measurement</w:t>
       </w:r>
     </w:p>
     <w:p>
@@ -5243,7 +5315,7 @@
           <w:b w:val="0"/>
           <w:sz w:val="22"/>
         </w:rPr>
-        <w:t>Assessment and reflection practical completed</w:t>
+        <w:t>Operations and measurement practical completed</w:t>
       </w:r>
     </w:p>
     <w:p>
@@ -5335,7 +5407,7 @@
           <w:b w:val="0"/>
           <w:sz w:val="22"/>
         </w:rPr>
-        <w:t>Matches: Final artifact, demonstration evidence, 150-300 word reflection, and self-score against the rubric.</w:t>
+        <w:t>Matches: Baseline evidence, completed practical artifact, independent verification, safety/restoration record, and short professional report.</w:t>
       </w:r>
     </w:p>
     <w:p>
@@ -5367,7 +5439,7 @@
           <w:b w:val="0"/>
           <w:sz w:val="22"/>
         </w:rPr>
-        <w:t>Explain Media Formats And Codecs without reading.</w:t>
+        <w:t>Explain Stream Keys Privacy And Platform Authorization — Operations and Measurement without reading.</w:t>
       </w:r>
     </w:p>
     <w:p>
@@ -5459,7 +5531,7 @@
           <w:b w:val="0"/>
           <w:sz w:val="22"/>
         </w:rPr>
-        <w:t>Today is Day 96 (Assessment and reflection) on Media Formats And Codecs. I worked only in the authorized Beyond video / LED / projection lab. I completed the practical objective, verified with a second check, and packaged evidence. Main risk: unauthorized or unsafe action; control: checklist + supervisor escalation. Limitation: classroom/lab scope only. Next: continue the topic cycle and keep documentation reproducible.</w:t>
+        <w:t>Today is Day 96 (Operations and measurement) on Stream Keys Privacy And Platform Authorization — Operations and Measurement. I worked only in the authorized Beyond video / LED / projection lab. I completed the practical objective, verified with a second check, and packaged evidence. Main risk: unauthorized or unsafe action; control: checklist + supervisor escalation. Limitation: classroom/lab scope only. Next: continue the topic cycle and keep documentation reproducible.</w:t>
       </w:r>
     </w:p>
     <w:p>
